--- a/Manual.docx
+++ b/Manual.docx
@@ -1289,7 +1289,6 @@
           <w:color w:val="383A42"/>
           <w:lang w:eastAsia="ru-RU"/>
         </w:rPr>
-        <w:lastRenderedPageBreak/>
         <w:t>3.3. Адрес I²C для BME280 и дисплея</w:t>
       </w:r>
     </w:p>
@@ -1319,6 +1318,7 @@
           <w:szCs w:val="20"/>
           <w:lang w:eastAsia="ru-RU"/>
         </w:rPr>
+        <w:lastRenderedPageBreak/>
         <w:t>BME280:</w:t>
       </w:r>
       <w:r>
@@ -2728,7 +2728,6 @@
           <w:szCs w:val="20"/>
           <w:lang w:eastAsia="ru-RU"/>
         </w:rPr>
-        <w:lastRenderedPageBreak/>
         <w:t xml:space="preserve">Для MH-Z19: убедитесь, что </w:t>
       </w:r>
       <w:proofErr w:type="spellStart"/>
@@ -2828,6 +2827,7 @@
           <w:szCs w:val="20"/>
           <w:lang w:eastAsia="ru-RU"/>
         </w:rPr>
+        <w:lastRenderedPageBreak/>
         <w:t xml:space="preserve">При питании от USB через </w:t>
       </w:r>
       <w:proofErr w:type="spellStart"/>
@@ -4365,6 +4365,58 @@
       <w:pPr>
         <w:shd w:val="clear" w:color="auto" w:fill="FFFFFF"/>
         <w:spacing w:before="240" w:after="0" w:line="240" w:lineRule="auto"/>
+        <w:rPr>
+          <w:rFonts w:eastAsia="Times New Roman" w:cstheme="minorHAnsi"/>
+          <w:color w:val="383A42"/>
+          <w:sz w:val="20"/>
+          <w:szCs w:val="20"/>
+          <w:lang w:eastAsia="ru-RU"/>
+        </w:rPr>
+      </w:pPr>
+    </w:p>
+    <w:p>
+      <w:pPr>
+        <w:shd w:val="clear" w:color="auto" w:fill="FFFFFF"/>
+        <w:spacing w:before="240" w:after="0" w:line="240" w:lineRule="auto"/>
+        <w:rPr>
+          <w:rFonts w:eastAsia="Times New Roman" w:cstheme="minorHAnsi"/>
+          <w:color w:val="383A42"/>
+          <w:sz w:val="20"/>
+          <w:szCs w:val="20"/>
+          <w:lang w:eastAsia="ru-RU"/>
+        </w:rPr>
+      </w:pPr>
+    </w:p>
+    <w:p>
+      <w:pPr>
+        <w:shd w:val="clear" w:color="auto" w:fill="FFFFFF"/>
+        <w:spacing w:before="240" w:after="0" w:line="240" w:lineRule="auto"/>
+        <w:rPr>
+          <w:rFonts w:eastAsia="Times New Roman" w:cstheme="minorHAnsi"/>
+          <w:color w:val="383A42"/>
+          <w:sz w:val="20"/>
+          <w:szCs w:val="20"/>
+          <w:lang w:eastAsia="ru-RU"/>
+        </w:rPr>
+      </w:pPr>
+    </w:p>
+    <w:p>
+      <w:pPr>
+        <w:shd w:val="clear" w:color="auto" w:fill="FFFFFF"/>
+        <w:spacing w:before="240" w:after="0" w:line="240" w:lineRule="auto"/>
+        <w:rPr>
+          <w:rFonts w:eastAsia="Times New Roman" w:cstheme="minorHAnsi"/>
+          <w:color w:val="383A42"/>
+          <w:sz w:val="20"/>
+          <w:szCs w:val="20"/>
+          <w:lang w:eastAsia="ru-RU"/>
+        </w:rPr>
+      </w:pPr>
+    </w:p>
+    <w:p>
+      <w:pPr>
+        <w:shd w:val="clear" w:color="auto" w:fill="FFFFFF"/>
+        <w:spacing w:after="0" w:line="240" w:lineRule="auto"/>
         <w:rPr>
           <w:rFonts w:eastAsia="Times New Roman" w:cstheme="minorHAnsi"/>
           <w:color w:val="383A42"/>
@@ -11864,6 +11916,7 @@
         <w:docPartUnique/>
       </w:docPartObj>
     </w:sdtPr>
+    <w:sdtEndPr/>
     <w:sdtContent>
       <w:p>
         <w:pPr>
@@ -17278,6 +17331,7 @@
   <w:style w:type="character" w:default="1" w:styleId="a0">
     <w:name w:val="Default Paragraph Font"/>
     <w:uiPriority w:val="1"/>
+    <w:semiHidden/>
     <w:unhideWhenUsed/>
   </w:style>
   <w:style w:type="table" w:default="1" w:styleId="a1">
